--- a/Models/SARL AU/SARL-AU_2026-03_Annonce-Legale-Journal_Template.docx
+++ b/Models/SARL AU/SARL-AU_2026-03_Annonce-Legale-Journal_Template.docx
@@ -57,7 +57,7 @@
           <w:sz w:val="18"/>
           <w:szCs w:val="18"/>
         </w:rPr>
-        <w:t>{{DENOMINATION_SOCIALE}} {{FORME_JURIDIQUE}}</w:t>
+        <w:t>{{ DENOMINATION_SOCIALE }} {{ FORME_JURIDIQUE }}</w:t>
       </w:r>
       <w:r>
         <w:rPr>
@@ -142,7 +142,7 @@
           <w:sz w:val="18"/>
           <w:szCs w:val="18"/>
         </w:rPr>
-        <w:t>{{DTAE_CONTRAT}}</w:t>
+        <w:t>{{ DTAE_CONTRAT }}</w:t>
       </w:r>
       <w:r>
         <w:rPr>
@@ -205,7 +205,7 @@
           <w:sz w:val="18"/>
           <w:szCs w:val="18"/>
         </w:rPr>
-        <w:t>{{FORME_JURIDIQUE}}</w:t>
+        <w:t>{{ FORME_JURIDIQUE }}</w:t>
       </w:r>
       <w:r>
         <w:rPr>
@@ -273,21 +273,7 @@
           <w:sz w:val="18"/>
           <w:szCs w:val="18"/>
         </w:rPr>
-        <w:t>{{</w:t>
-      </w:r>
-      <w:r>
-        <w:rPr>
-          <w:sz w:val="18"/>
-          <w:szCs w:val="18"/>
-        </w:rPr>
-        <w:t>DENOMINATION_SOCIALE</w:t>
-      </w:r>
-      <w:r>
-        <w:rPr>
-          <w:sz w:val="18"/>
-          <w:szCs w:val="18"/>
-        </w:rPr>
-        <w:t>}}</w:t>
+        <w:t>{{ DENOMINATION_SOCIALE }}</w:t>
       </w:r>
       <w:r>
         <w:rPr>
@@ -347,7 +333,7 @@
           <w:sz w:val="18"/>
           <w:szCs w:val="18"/>
         </w:rPr>
-        <w:t>{{ACTIVITY1}}</w:t>
+        <w:t>{{ ACTIVITY1 }}</w:t>
       </w:r>
       <w:r>
         <w:rPr>
@@ -368,25 +354,7 @@
           <w:sz w:val="18"/>
           <w:szCs w:val="18"/>
         </w:rPr>
-        <w:t>{{ACTIVITY</w:t>
-      </w:r>
-      <w:r>
-        <w:rPr>
-          <w:rFonts w:asciiTheme="majorBidi" w:hAnsiTheme="majorBidi" w:cstheme="majorBidi"/>
-          <w:bCs/>
-          <w:sz w:val="18"/>
-          <w:szCs w:val="18"/>
-        </w:rPr>
-        <w:t>2</w:t>
-      </w:r>
-      <w:r>
-        <w:rPr>
-          <w:rFonts w:asciiTheme="majorBidi" w:hAnsiTheme="majorBidi" w:cstheme="majorBidi"/>
-          <w:bCs/>
-          <w:sz w:val="18"/>
-          <w:szCs w:val="18"/>
-        </w:rPr>
-        <w:t>}}</w:t>
+        <w:t>{{ ACTIVITY2 }}</w:t>
       </w:r>
       <w:r>
         <w:rPr>
@@ -404,25 +372,7 @@
           <w:sz w:val="18"/>
           <w:szCs w:val="18"/>
         </w:rPr>
-        <w:t>{{ACTIVITY</w:t>
-      </w:r>
-      <w:r>
-        <w:rPr>
-          <w:rFonts w:asciiTheme="majorBidi" w:hAnsiTheme="majorBidi" w:cstheme="majorBidi"/>
-          <w:bCs/>
-          <w:sz w:val="18"/>
-          <w:szCs w:val="18"/>
-        </w:rPr>
-        <w:t>3</w:t>
-      </w:r>
-      <w:r>
-        <w:rPr>
-          <w:rFonts w:asciiTheme="majorBidi" w:hAnsiTheme="majorBidi" w:cstheme="majorBidi"/>
-          <w:bCs/>
-          <w:sz w:val="18"/>
-          <w:szCs w:val="18"/>
-        </w:rPr>
-        <w:t>}}</w:t>
+        <w:t>{{ ACTIVITY3 }}</w:t>
       </w:r>
       <w:r>
         <w:rPr>
@@ -443,25 +393,7 @@
           <w:sz w:val="18"/>
           <w:szCs w:val="18"/>
         </w:rPr>
-        <w:t>{{ACTIVITY</w:t>
-      </w:r>
-      <w:r>
-        <w:rPr>
-          <w:rFonts w:asciiTheme="majorBidi" w:hAnsiTheme="majorBidi" w:cstheme="majorBidi"/>
-          <w:bCs/>
-          <w:sz w:val="18"/>
-          <w:szCs w:val="18"/>
-        </w:rPr>
-        <w:t>4</w:t>
-      </w:r>
-      <w:r>
-        <w:rPr>
-          <w:rFonts w:asciiTheme="majorBidi" w:hAnsiTheme="majorBidi" w:cstheme="majorBidi"/>
-          <w:bCs/>
-          <w:sz w:val="18"/>
-          <w:szCs w:val="18"/>
-        </w:rPr>
-        <w:t>}}</w:t>
+        <w:t>{{ ACTIVITY4 }}</w:t>
       </w:r>
       <w:r>
         <w:rPr>
@@ -482,25 +414,7 @@
           <w:sz w:val="18"/>
           <w:szCs w:val="18"/>
         </w:rPr>
-        <w:t>{{ACTIVITY</w:t>
-      </w:r>
-      <w:r>
-        <w:rPr>
-          <w:rFonts w:asciiTheme="majorBidi" w:hAnsiTheme="majorBidi" w:cstheme="majorBidi"/>
-          <w:bCs/>
-          <w:sz w:val="18"/>
-          <w:szCs w:val="18"/>
-        </w:rPr>
-        <w:t>5</w:t>
-      </w:r>
-      <w:r>
-        <w:rPr>
-          <w:rFonts w:asciiTheme="majorBidi" w:hAnsiTheme="majorBidi" w:cstheme="majorBidi"/>
-          <w:bCs/>
-          <w:sz w:val="18"/>
-          <w:szCs w:val="18"/>
-        </w:rPr>
-        <w:t>}}</w:t>
+        <w:t>{{ ACTIVITY5 }}</w:t>
       </w:r>
       <w:r>
         <w:rPr>
@@ -521,25 +435,7 @@
           <w:sz w:val="18"/>
           <w:szCs w:val="18"/>
         </w:rPr>
-        <w:t>{{ACTIVITY</w:t>
-      </w:r>
-      <w:r>
-        <w:rPr>
-          <w:rFonts w:asciiTheme="majorBidi" w:hAnsiTheme="majorBidi" w:cstheme="majorBidi"/>
-          <w:bCs/>
-          <w:sz w:val="18"/>
-          <w:szCs w:val="18"/>
-        </w:rPr>
-        <w:t>6</w:t>
-      </w:r>
-      <w:r>
-        <w:rPr>
-          <w:rFonts w:asciiTheme="majorBidi" w:hAnsiTheme="majorBidi" w:cstheme="majorBidi"/>
-          <w:bCs/>
-          <w:sz w:val="18"/>
-          <w:szCs w:val="18"/>
-        </w:rPr>
-        <w:t>}}</w:t>
+        <w:t>{{ ACTIVITY6 }}</w:t>
       </w:r>
     </w:p>
     <w:p>
@@ -577,7 +473,7 @@
           <w:sz w:val="18"/>
           <w:szCs w:val="18"/>
         </w:rPr>
-        <w:t>{{ADRESSE_SIEGE_SOCIAL}}</w:t>
+        <w:t>{{ ADRESSE_SIEGE_SOCIAL }}</w:t>
       </w:r>
       <w:r>
         <w:rPr>
@@ -701,7 +597,7 @@
           <w:sz w:val="18"/>
           <w:szCs w:val="18"/>
         </w:rPr>
-        <w:t>{{CAPITAL_SOCIAL}}</w:t>
+        <w:t>{{ CAPITAL_SOCIAL }}</w:t>
       </w:r>
       <w:r>
         <w:rPr>
@@ -748,7 +644,7 @@
           <w:sz w:val="18"/>
           <w:szCs w:val="18"/>
         </w:rPr>
-        <w:t>{{NOMBRE_PARTS_SOCIALES}}</w:t>
+        <w:t>{{ NOMBRE_PARTS_SOCIALES }}</w:t>
       </w:r>
       <w:r>
         <w:rPr>
@@ -877,7 +773,7 @@
           <w:sz w:val="18"/>
           <w:szCs w:val="18"/>
         </w:rPr>
-        <w:t>{{CIVILITE_ASSOCIE}}</w:t>
+        <w:t>{{ CIVILITE_ASSOCIE }}</w:t>
       </w:r>
       <w:r>
         <w:rPr>
@@ -895,7 +791,7 @@
           <w:sz w:val="18"/>
           <w:szCs w:val="18"/>
         </w:rPr>
-        <w:t>{{PRENOM_ASSOCIE}}</w:t>
+        <w:t>{{ PRENOM_ASSOCIE }}</w:t>
       </w:r>
       <w:r>
         <w:rPr>
@@ -913,7 +809,7 @@
           <w:sz w:val="18"/>
           <w:szCs w:val="18"/>
         </w:rPr>
-        <w:t>{{NOM_ASSOCIE}}</w:t>
+        <w:t>{{ NOM_ASSOCIE }}</w:t>
       </w:r>
       <w:r>
         <w:rPr>
@@ -976,7 +872,7 @@
           <w:sz w:val="18"/>
           <w:szCs w:val="18"/>
         </w:rPr>
-        <w:t>{{NOMBRE_PARTS_SOCIALES}}</w:t>
+        <w:t>{{ NOMBRE_PARTS_SOCIALES }}</w:t>
       </w:r>
       <w:r>
         <w:rPr>
@@ -1079,7 +975,7 @@
           <w:sz w:val="18"/>
           <w:szCs w:val="18"/>
         </w:rPr>
-        <w:t>{{NOMBRE_PARTS_SOCIALES}}</w:t>
+        <w:t>{{ NOMBRE_PARTS_SOCIALES }}</w:t>
       </w:r>
       <w:r>
         <w:rPr>
@@ -1177,7 +1073,7 @@
           <w:sz w:val="18"/>
           <w:szCs w:val="18"/>
         </w:rPr>
-        <w:t>{{CIVILITE_ASSOCIE}} {{PRENOM_ASSOCIE}} {{NOM_ASSOCIE}}</w:t>
+        <w:t>{{ CIVILITE_ASSOCIE }} {{ PRENOM_ASSOCIE }} {{ NOM_ASSOCIE }}</w:t>
       </w:r>
       <w:r>
         <w:rPr>
@@ -1426,7 +1322,7 @@
           <w:sz w:val="18"/>
           <w:szCs w:val="18"/>
         </w:rPr>
-        <w:t>{{NUM_DEPOT_RC}}</w:t>
+        <w:t>{{ NUM_DEPOT_RC }}</w:t>
       </w:r>
       <w:r>
         <w:rPr>
@@ -1489,7 +1385,7 @@
           <w:sz w:val="18"/>
           <w:szCs w:val="18"/>
         </w:rPr>
-        <w:t>{{NUM_RC}}</w:t>
+        <w:t>{{ NUM_RC }}</w:t>
       </w:r>
       <w:r>
         <w:rPr>
@@ -1525,7 +1421,7 @@
           <w:sz w:val="18"/>
           <w:szCs w:val="18"/>
         </w:rPr>
-        <w:t>{{DTAE_CONTRAT}}</w:t>
+        <w:t>{{ DTAE_CONTRAT }}</w:t>
       </w:r>
       <w:r>
         <w:rPr>
